--- a/output_receita_federal/instrucao_normativa_srf/documents/in_srf_208_20020927.docx
+++ b/output_receita_federal/instrucao_normativa_srf/documents/in_srf_208_20020927.docx
@@ -52,7 +52,7 @@
     </w:p>
     <w:p>
       <w:r>
-        <w:t>Art. 2° Considera-se residente no Brasil, a pessoa física:</w:t>
+        <w:t>Art. 2º Considera-se residente no Brasil, a pessoa física:</w:t>
       </w:r>
     </w:p>
     <w:p>
@@ -82,7 +82,15 @@
     </w:p>
     <w:p>
       <w:r>
-        <w:t>1. para trabalhar com vínculo empregatício, na data da chegada;</w:t>
+        <w:t>1. para trabalhar com vínculo empregatício ou atuar como médico bolsista no âmbito do Programa Mais Médicos de que trata a Medida Provisória nº 621, de 8 de julho de 2013, na data da chegada;</w:t>
+      </w:r>
+    </w:p>
+    <w:p>
+      <w:r>
+        <w:rPr>
+          <w:i/>
+        </w:rPr>
+        <w:t>[Redação dada pelo(a) Instrução Normativa RFB nº 1383, de 7 de agosto de 2013]</w:t>
       </w:r>
     </w:p>
     <w:p>
@@ -102,7 +110,15 @@
     </w:p>
     <w:p>
       <w:r>
-        <w:t>V - que se ausente do Brasil em caráter temporário ou se retire em caráter permanente do território nacional sem entregar a Declaração de Saída Definitiva do País, durante os primeiros doze meses consecutivos de ausência.</w:t>
+        <w:t>V - que se ausente do Brasil em caráter temporário ou se retire em caráter permanente do território nacional sem apresentar a Comunicação de Saída Definitiva do País, de que trata o art. 11-A, durante os primeiros 12 (doze) meses consecutivos de ausência.</w:t>
+      </w:r>
+    </w:p>
+    <w:p>
+      <w:r>
+        <w:rPr>
+          <w:i/>
+        </w:rPr>
+        <w:t>[Redação dada pelo(a) Instrução Normativa RFB nº 1008, de 9 de fevereiro de 2010]</w:t>
       </w:r>
     </w:p>
     <w:p>
@@ -152,7 +168,7 @@
     </w:p>
     <w:p>
       <w:r>
-        <w:t>§ 1° Para fins do disposto no inciso IV, " a" , do caput, caso, dentro de um período de doze meses, a pessoa física não complete 184 dias, consecutivos ou não, de permanência no Brasil, novo período de até doze meses será contado da data do ingresso seguinte àquele em que se iniciou a contagem anterior.</w:t>
+        <w:t>§ 1º Para fins do disposto no inciso IV, " a" , do caput, caso, dentro de um período de doze meses, a pessoa física não complete 184 dias, consecutivos ou não, de permanência no Brasil, novo período de até doze meses será contado da data do ingresso seguinte àquele em que se iniciou a contagem anterior.</w:t>
       </w:r>
     </w:p>
     <w:p>
@@ -172,7 +188,7 @@
     </w:p>
     <w:p>
       <w:r>
-        <w:t>Art. 5° A partir de 1º de dezembro de 2002, é obrigatória a inscrição no Cadastro de Pessoas Físicas (CPF) de não-residente que possua no Brasil bens e direitos sujeitos a registro público, inclusive:</w:t>
+        <w:t>Art. 5º A partir de 1º de dezembro de 2002, é obrigatória a inscrição no Cadastro de Pessoas Físicas (CPF) de não-residente que possua no Brasil bens e direitos sujeitos a registro público, inclusive:</w:t>
       </w:r>
     </w:p>
     <w:p>
@@ -312,12 +328,70 @@
     </w:p>
     <w:p>
       <w:r>
-        <w:t>Art. 9º A pessoa física residente no Brasil que se retirar em caráter permanente do território nacional no curso do ano-calendário deve:</w:t>
-      </w:r>
-    </w:p>
-    <w:p>
-      <w:r>
-        <w:t>I - apresentar, até a data da saída do Brasil, a Declaração de Saída Definitiva do País, relativa ao período em tenha permanecido na condição de residente no Brasil no ano-calendário da saída, bem assim as declarações correspondentes a anos-calendário anteriores, se obrigatórias e ainda não entregues;</w:t>
+        <w:t>Art. 9º A pessoa física residente no Brasil que se retire em caráter permanente do território nacional no curso do ano-calendário deve, observado o disposto no art. 11-A:</w:t>
+      </w:r>
+    </w:p>
+    <w:p>
+      <w:r>
+        <w:rPr>
+          <w:i/>
+        </w:rPr>
+        <w:t>[Redação dada pelo(a) Instrução Normativa RFB nº 1008, de 9 de fevereiro de 2010]</w:t>
+      </w:r>
+    </w:p>
+    <w:p>
+      <w:r>
+        <w:t>I - apresentar a Declaração de Saída Definitiva do País, relativa ao período em que tenha permanecido na condição de residente no Brasil no ano-calendário da saída, até o último dia útil do mês de abril do ano-calendário subsequente ao da saída definitiva, bem como as declarações correspondentes a anos-calendário anteriores, se obrigatórias e ainda não entregues;</w:t>
+      </w:r>
+    </w:p>
+    <w:p>
+      <w:r>
+        <w:rPr>
+          <w:i/>
+        </w:rPr>
+        <w:t>[Redação dada pelo(a) Instrução Normativa RFB nº 1008, de 9 de fevereiro de 2010]</w:t>
+      </w:r>
+    </w:p>
+    <w:p>
+      <w:r>
+        <w:t>a) até</w:t>
+      </w:r>
+    </w:p>
+    <w:p>
+      <w:r>
+        <w:rPr>
+          <w:i/>
+        </w:rPr>
+        <w:t>[Redação dada pelo(a) Instrução Normativa RFB nº 897, de 29 de dezembro de 2008]</w:t>
+      </w:r>
+    </w:p>
+    <w:p>
+      <w:r>
+        <w:rPr>
+          <w:i/>
+        </w:rPr>
+        <w:t>[Suprimido(a) - vide Instrução Normativa RFB nº 1008, de 9 de fevereiro de 2010]</w:t>
+      </w:r>
+    </w:p>
+    <w:p>
+      <w:r>
+        <w:t>b) até</w:t>
+      </w:r>
+    </w:p>
+    <w:p>
+      <w:r>
+        <w:rPr>
+          <w:i/>
+        </w:rPr>
+        <w:t>[Redação dada pelo(a) Instrução Normativa RFB nº 897, de 29 de dezembro de 2008]</w:t>
+      </w:r>
+    </w:p>
+    <w:p>
+      <w:r>
+        <w:rPr>
+          <w:i/>
+        </w:rPr>
+        <w:t>[Suprimido(a) - vide Instrução Normativa RFB nº 1008, de 9 de fevereiro de 2010]</w:t>
       </w:r>
     </w:p>
     <w:p>
@@ -327,12 +401,20 @@
     </w:p>
     <w:p>
       <w:r>
-        <w:t>§ 1° Para fins do disposto no inciso II do caput, são considerados sem efeito suspensivo da cobrança as reclamações contra imposto de renda lançado ou arrecadado na fonte, permitidos, todavia, depósitos, em dinheiro, relativamente à parte objeto de reclamação.</w:t>
-      </w:r>
-    </w:p>
-    <w:p>
-      <w:r>
-        <w:t>§ 2° As declarações de que trata o inciso I do caput devem ser transmitidas pela Internet, ou entregues em disquete ou em formulário nas unidades da SRF.</w:t>
+        <w:t>§ 1º Para fins do disposto no inciso II do caput, são considerados sem efeito suspensivo da cobrança as reclamações contra imposto de renda lançado ou arrecadado na fonte, permitidos, todavia, depósitos, em dinheiro, relativamente à parte objeto de reclamação.</w:t>
+      </w:r>
+    </w:p>
+    <w:p>
+      <w:r>
+        <w:t>§ 2º A Declaração de Saída Definitiva do País de que trata o inciso I do caput deve ser transmitida pela Internet ou apresentada, em mídia removível, nas unidades da Secretaria da Receita Federal do Brasil.</w:t>
+      </w:r>
+    </w:p>
+    <w:p>
+      <w:r>
+        <w:rPr>
+          <w:i/>
+        </w:rPr>
+        <w:t>[Redação dada pelo(a) Instrução Normativa RFB nº 1150, de 29 de abril de 2011]</w:t>
       </w:r>
     </w:p>
     <w:p>
@@ -352,12 +434,659 @@
     </w:p>
     <w:p>
       <w:r>
+        <w:t>II - o valor correspondente à dedução anual por dependente; .................................................................................................</w:t>
+      </w:r>
+    </w:p>
+    <w:p>
+      <w:r>
+        <w:rPr>
+          <w:i/>
+        </w:rPr>
+        <w:t>[Redação dada pelo(a) Instrução Normativa SRF nº 711, de 31 de janeiro de 2007]</w:t>
+      </w:r>
+    </w:p>
+    <w:p>
+      <w:r>
+        <w:t>III - as contribuições para a Previdência Social da União, dos Estados, do Distrito Federal e dos Municípios, cujo ônus tenha sido do próprio contribuinte e desde que destinadas ao seu próprio benefício;</w:t>
+      </w:r>
+    </w:p>
+    <w:p>
+      <w:r>
+        <w:t>IV - as contribuições para entidades de previdência complementar e sociedades seguradoras domiciliadas no País e Fundos de Aposentadoria Programada Individual (Fapi), destinadas a custear benefícios complementares aos da Previdência Social, cujo ônus seja da própria pessoa física, condicionadas ao recolhimento, também, de contribuições para o regime geral de previdência social ou, quando for o caso, para regime próprio de previdência social dos servidores titulares de cargo efetivo da União, dos Estados, do Distrito Federal ou dos Municípios, observada a contribuição mínima, e limitadas a 12% (doze por cento) do total dos rendimentos computados na determinação da base de cálculo do imposto devido na Declaração de Saída Definitiva do País;</w:t>
+      </w:r>
+    </w:p>
+    <w:p>
+      <w:r>
+        <w:rPr>
+          <w:i/>
+        </w:rPr>
+        <w:t>[Redação dada pelo(a) Instrução Normativa SRF nº 711, de 31 de janeiro de 2007]</w:t>
+      </w:r>
+    </w:p>
+    <w:p>
+      <w:r>
+        <w:t>V - as despesas médicas e as despesas com instrução, próprias e dos dependentes;</w:t>
+      </w:r>
+    </w:p>
+    <w:p>
+      <w:r>
+        <w:t>VI - as despesas escrituradas em livro Caixa.</w:t>
+      </w:r>
+    </w:p>
+    <w:p>
+      <w:r>
+        <w:t>§ 5º Relativamente à dedução a que se refere o inciso IV do § 4º- , deve ser observado que:</w:t>
+      </w:r>
+    </w:p>
+    <w:p>
+      <w:r>
+        <w:rPr>
+          <w:i/>
+        </w:rPr>
+        <w:t>[Redação dada pelo(a) Instrução Normativa SRF nº 711, de 31 de janeiro de 2007]</w:t>
+      </w:r>
+    </w:p>
+    <w:p>
+      <w:r>
+        <w:t>I - excetuam-se da condição nele previsto os beneficiários de aposentadoria ou pensão concedidas por regime próprio de previdência ou pelo regime geral de previdência social, mantido, entretanto, o limite de 12% (doze por cento) do total dos rendimentos computados na determinação da base de cálculo do imposto devido na Declaração de Saída Definitiva do País;</w:t>
+      </w:r>
+    </w:p>
+    <w:p>
+      <w:r>
+        <w:rPr>
+          <w:i/>
+        </w:rPr>
+        <w:t>[Incluído(a) pelo(a) Instrução Normativa SRF nº 711, de 31 de janeiro de 2007]</w:t>
+      </w:r>
+    </w:p>
+    <w:p>
+      <w:r>
+        <w:t>II - as contribuições para planos de previdência complementar e para Fapi, cujo titular ou quotista seja dependente, para fins fiscais, do declarante, podem ser deduzidas desde que o declarante seja contribuinte do regime geral de previdência social ou, quando for o caso, para regime próprio de previdência social dos servidores titulares de cargo efetivo da União, dos Estados, do Distrito Federal ou dos Municípios;</w:t>
+      </w:r>
+    </w:p>
+    <w:p>
+      <w:r>
+        <w:rPr>
+          <w:i/>
+        </w:rPr>
+        <w:t>[Incluído(a) pelo(a) Instrução Normativa SRF nº 711, de 31 de janeiro de 2007]</w:t>
+      </w:r>
+    </w:p>
+    <w:p>
+      <w:r>
+        <w:t>III - na hipótese do inciso II, a dedução de contribuições efetuadas em benefício de dependente com mais de 16 anos fica condicionada, ainda, ao recolhimento, em seu nome, de contribuições para o regime geral de previdência social, observada a contribuição mínima, ou, quando for o caso, para regime próprio de previdência social dos servidores titulares de cargo efetivo da União, dos Estados, do Distrito Federal ou dos Municípios.</w:t>
+      </w:r>
+    </w:p>
+    <w:p>
+      <w:r>
+        <w:rPr>
+          <w:i/>
+        </w:rPr>
+        <w:t>[Incluído(a) pelo(a) Instrução Normativa SRF nº 711, de 31 de janeiro de 2007]</w:t>
+      </w:r>
+    </w:p>
+    <w:p>
+      <w:r>
+        <w:t>§ 6º As despesas médicas e com instrução de alimentandos, quando realizadas pelo alimentante em virtude de cumprimento de decisão judicial ou acordo homologado judicialmente, podem ser deduzidas a tais títulos na determinação da base de cálculo do imposto na declaração do alimentante, observados os limites e condições fixados na legislação pertinente.</w:t>
+      </w:r>
+    </w:p>
+    <w:p>
+      <w:r>
+        <w:t>§ 7º As deduções referentes a pagamentos efetuados em moeda estrangeira são convertidas em dólares dos Estados Unidos da América, pelo valor fixado pela autoridade monetária do país no qual as despesas foram realizadas para a data do pagamento e, em seguida, em reais pela cotação do dólar fixada, para venda, pelo Banco Central do Brasil para o último dia útil da primeira quinzena do mês anterior ao do pagamento.</w:t>
+      </w:r>
+    </w:p>
+    <w:p>
+      <w:r>
+        <w:t>§ 8º Para fins do disposto neste artigo, ao pleitear a restituição de imposto por meio da declaração, o sujeito passivo deve indicar o banco, a agência e o número da conta-corrente ou de poupança de sua titularidade em que pretende seja efetuado o crédito.</w:t>
+      </w:r>
+    </w:p>
+    <w:p>
+      <w:r>
+        <w:t>§ 9º os prêmios de seguro de vida com cláusula de cobertura por sobrevivência são indedutíveis para fins de determinação da base de cálculo do imposto devido na Declaração de Saída Definitiva do País;</w:t>
+      </w:r>
+    </w:p>
+    <w:p>
+      <w:r>
+        <w:rPr>
+          <w:i/>
+        </w:rPr>
+        <w:t>[Incluído(a) pelo(a) Instrução Normativa SRF nº 711, de 31 de janeiro de 2007]</w:t>
+      </w:r>
+    </w:p>
+    <w:p>
+      <w:r>
+        <w:t>§ 10. As deduções de que tratam os incisos I e III a VI do § 4º- aplicam-se às despesas pagas no período em que o contribuinte esteve na condição de residente no Brasil, no ano-calendário a que se referir a declaração.</w:t>
+      </w:r>
+    </w:p>
+    <w:p>
+      <w:r>
+        <w:rPr>
+          <w:i/>
+        </w:rPr>
+        <w:t>[Incluído(a) pelo(a) Instrução Normativa SRF nº 711, de 31 de janeiro de 2007]</w:t>
+      </w:r>
+    </w:p>
+    <w:p>
+      <w:r>
+        <w:t>§ 11. O prazo para a entrega da Declaração e para o recolhimento do imposto e dos demais créditos tributários de que tratam, respectivamente, os incisos I e II do caput, originalmente fixado para 30 de abril de 2020, fica excepcionalmente prorrogado para 30 de junho de 2020.</w:t>
+      </w:r>
+    </w:p>
+    <w:p>
+      <w:r>
+        <w:rPr>
+          <w:i/>
+        </w:rPr>
+        <w:t>[Incluído(a) pelo(a) Instrução Normativa RFB nº 1934, de 7 de abril de 2020]</w:t>
+      </w:r>
+    </w:p>
+    <w:p>
+      <w:r>
+        <w:t>§ 12. O prazo para a entrega da Declaração e para o recolhimento do imposto e dos demais créditos tributários de que tratam, respectivamente, os incisos I e II do caput, originalmente fixado para até 30 de abril de 2021, fica excepcionalmente prorrogado para até 31 de maio de 2021.</w:t>
+      </w:r>
+    </w:p>
+    <w:p>
+      <w:r>
+        <w:rPr>
+          <w:i/>
+        </w:rPr>
+        <w:t>[Incluído(a) pelo(a) Instrução Normativa RFB nº 2020, de 9 de abril de 2021]</w:t>
+      </w:r>
+    </w:p>
+    <w:p>
+      <w:r>
+        <w:t>§ 13. O prazo para a apresentação da declaração e para o recolhimento do imposto e dos demais créditos tributários de que tratam, respectivamente, os incisos I e II do caput, originalmente fixado para até 29 de abril de 2022, fica excepcionalmente prorrogado para até 31 de maio de 2022.</w:t>
+      </w:r>
+    </w:p>
+    <w:p>
+      <w:r>
+        <w:rPr>
+          <w:i/>
+        </w:rPr>
+        <w:t>[Incluído(a) pelo(a) Instrução Normativa RFB nº 2077, de 4 de abril de 2022]</w:t>
+      </w:r>
+    </w:p>
+    <w:p>
+      <w:r>
+        <w:t>§ 14. O prazo para a apresentação da declaração e para o recolhimento do imposto e dos demais créditos tributários de que tratam, respectivamente, os incisos I e II do caput, originalmente fixado para até 28 de abril de 2023, fica excepcionalmente prorrogado para até 31 de maio de 2023.</w:t>
+      </w:r>
+    </w:p>
+    <w:p>
+      <w:r>
+        <w:rPr>
+          <w:i/>
+        </w:rPr>
+        <w:t>[Incluído(a) pelo(a) Instrução Normativa RFB nº 2134, de 27 de fevereiro de 2023]</w:t>
+      </w:r>
+    </w:p>
+    <w:p>
+      <w:r>
+        <w:t>§ 15. O prazo para a apresentação da declaração e para o recolhimento do imposto e dos demais créditos tributários de que tratam, respectivamente, os incisos I e II do caput, originalmente fixado para até 30 de abril de 2024, fica prorrogado para até 31 de maio de 2024.</w:t>
+      </w:r>
+    </w:p>
+    <w:p>
+      <w:r>
+        <w:rPr>
+          <w:i/>
+        </w:rPr>
+        <w:t>[Incluído(a) pelo(a) Instrução Normativa RFB nº 2178, de 5 de março de 2024]</w:t>
+      </w:r>
+    </w:p>
+    <w:p>
+      <w:r>
+        <w:t>§ 16. O prazo para a apresentação da declaração e para o recolhimento do imposto e dos demais créditos tributários de que tratam, respectivamente, os incisos I e II do caput, originalmente fixado para até 30 de abril de 2025, fica prorrogado para até 30 de maio de 2025.</w:t>
+      </w:r>
+    </w:p>
+    <w:p>
+      <w:r>
+        <w:rPr>
+          <w:i/>
+        </w:rPr>
+        <w:t>[Incluído(a) pelo(a) Instrução Normativa RFB nº 2263, de 25 de abril de 2025]</w:t>
+      </w:r>
+    </w:p>
+    <w:p>
+      <w:r>
+        <w:t>§ 17. O prazo para a apresentação da declaração e para o recolhimento do imposto e dos demais créditos tributários de que tratam, respectivamente, os incisos I e II do caput, originalmente fixado para até 30 de abril de 2026, fica prorrogado para até 29 de maio de 2026.</w:t>
+      </w:r>
+    </w:p>
+    <w:p>
+      <w:r>
+        <w:rPr>
+          <w:i/>
+        </w:rPr>
+        <w:t>[Incluído(a) pelo(a) Instrução Normativa RFB nº 2312, de 13 de março de 2026]</w:t>
+      </w:r>
+    </w:p>
+    <w:p>
+      <w:r>
+        <w:t>Art. 10. Os rendimentos recebidos de fontes situadas no Brasil pela pessoa física que se retirar em caráter permanente do território nacional sujeitam-se à tributação exclusiva na fonte ou definitiva, nos termos previstos nos arts. 26 a 45, a partir da data da saída definitiva do País.</w:t>
+      </w:r>
+    </w:p>
+    <w:p>
+      <w:r>
+        <w:t>§ 1º Para fins do disposto no caput, a pessoa física deve comunicar à fonte pagadora a data da saída definitiva do Brasil.</w:t>
+      </w:r>
+    </w:p>
+    <w:p>
+      <w:r>
+        <w:t>§ 2º Caso a pessoa física se retire em caráter permanente do território nacional sem apresentar a Comunicação de Saída Definitiva do País, de que trata o art. 11-A, nem a Declaração de Saída Definitiva do País, de que trata o art. 9º, seus rendimentos serão tributados nos termos previstos no § 1º do art. 11 durante os primeiros 12 (doze) meses, contados a partir da data da saída, e, a partir do 13º (décimo terceiro) mês, conforme o disposto nos arts. 26 a 45.</w:t>
+      </w:r>
+    </w:p>
+    <w:p>
+      <w:r>
+        <w:rPr>
+          <w:i/>
+        </w:rPr>
+        <w:t>[Redação dada pelo(a) Instrução Normativa RFB nº 1008, de 9 de fevereiro de 2010]</w:t>
+      </w:r>
+    </w:p>
+    <w:p>
+      <w:r>
+        <w:t>Saída em caráter temporário do Brasil</w:t>
+      </w:r>
+    </w:p>
+    <w:p>
+      <w:r>
+        <w:t>Art. 11. A pessoa física que se ausente do território nacional em caráter temporário e permaneça no exterior por mais de 12 (doze) meses consecutivos deve, observado o disposto no art. 11-A:</w:t>
+      </w:r>
+    </w:p>
+    <w:p>
+      <w:r>
+        <w:rPr>
+          <w:i/>
+        </w:rPr>
+        <w:t>[Redação dada pelo(a) Instrução Normativa RFB nº 1008, de 9 de fevereiro de 2010]</w:t>
+      </w:r>
+    </w:p>
+    <w:p>
+      <w:r>
+        <w:t>I - apresentar a Declaração de Saída Definitiva do País, relativa ao período em que tenha permanecido na condição de residente no Brasil no ano-calendário da caracterização da condição de não-residente, até o último dia útil do mês de abril do ano-calendário subsequente ao da caracterização;</w:t>
+      </w:r>
+    </w:p>
+    <w:p>
+      <w:r>
+        <w:rPr>
+          <w:i/>
+        </w:rPr>
+        <w:t>[Redação dada pelo(a) Instrução Normativa RFB nº 1008, de 9 de fevereiro de 2010]</w:t>
+      </w:r>
+    </w:p>
+    <w:p>
+      <w:r>
+        <w:t>a) até</w:t>
+      </w:r>
+    </w:p>
+    <w:p>
+      <w:r>
+        <w:rPr>
+          <w:i/>
+        </w:rPr>
+        <w:t>[Incluído(a) pelo(a) Instrução Normativa SRF nº 711, de 31 de janeiro de 2007]</w:t>
+      </w:r>
+    </w:p>
+    <w:p>
+      <w:r>
+        <w:rPr>
+          <w:i/>
+        </w:rPr>
+        <w:t>[Suprimido(a) - vide Instrução Normativa RFB nº 1008, de 9 de fevereiro de 2010]</w:t>
+      </w:r>
+    </w:p>
+    <w:p>
+      <w:r>
+        <w:t>b) até</w:t>
+      </w:r>
+    </w:p>
+    <w:p>
+      <w:r>
+        <w:rPr>
+          <w:i/>
+        </w:rPr>
+        <w:t>[Incluído(a) pelo(a) Instrução Normativa SRF nº 711, de 31 de janeiro de 2007]</w:t>
+      </w:r>
+    </w:p>
+    <w:p>
+      <w:r>
+        <w:rPr>
+          <w:i/>
+        </w:rPr>
+        <w:t>[Suprimido(a) - vide Instrução Normativa RFB nº 1008, de 9 de fevereiro de 2010]</w:t>
+      </w:r>
+    </w:p>
+    <w:p>
+      <w:r>
+        <w:t>II - recolher em quota única, até a data prevista para a entrega das declarações de que trata o inciso I, o imposto nelas apurado e os demais créditos tributários ainda não quitados, cujos prazos para pagamento são considerados vencidos nesta data, se prazo menor não estiver estipulado na legislação tributária.</w:t>
+      </w:r>
+    </w:p>
+    <w:p>
+      <w:r>
+        <w:t>§ 1º Os rendimentos recebidos nos primeiros doze meses consecutivos de ausência:</w:t>
+      </w:r>
+    </w:p>
+    <w:p>
+      <w:r>
+        <w:t>I - de fontes situadas no Brasil são tributados como os rendimentos recebidos pelos demais residentes no Brasil;</w:t>
+      </w:r>
+    </w:p>
+    <w:p>
+      <w:r>
+        <w:t>II - de fontes situadas no exterior sujeitam-se à tributação no Brasil nos termos previstos nos arts. 14 a 16, 19 e 20.</w:t>
+      </w:r>
+    </w:p>
+    <w:p>
+      <w:r>
+        <w:t>§ 2º Os rendimentos recebidos a partir do décimo terceiro mês consecutivo de ausência sujeitam-se à tributação exclusiva na fonte ou definitiva, nos termos previstos nos arts. 26 a 45.</w:t>
+      </w:r>
+    </w:p>
+    <w:p>
+      <w:r>
+        <w:t>§ 3º O prazo para a entrega da Declaração e para o recolhimento do imposto e dos demais créditos tributários de que tratam, respectivamente, os incisos I e II do caput, originalmente fixado para 30 de abril de 2020, fica excepcionalmente prorrogado para 30 de junho de 2020.</w:t>
+      </w:r>
+    </w:p>
+    <w:p>
+      <w:r>
+        <w:rPr>
+          <w:i/>
+        </w:rPr>
+        <w:t>[Incluído(a) pelo(a) Instrução Normativa RFB nº 1934, de 7 de abril de 2020]</w:t>
+      </w:r>
+    </w:p>
+    <w:p>
+      <w:r>
+        <w:t>§ 4º O prazo para a entrega da Declaração e para o recolhimento do imposto e dos demais créditos tributários de que tratam, respectivamente, os incisos I e II do caput, originalmente fixado para até 30 de abril de 2021, fica excepcionalmente prorrogado para até 31 de maio de 2021.</w:t>
+      </w:r>
+    </w:p>
+    <w:p>
+      <w:r>
+        <w:rPr>
+          <w:i/>
+        </w:rPr>
+        <w:t>[Incluído(a) pelo(a) Instrução Normativa RFB nº 2020, de 9 de abril de 2021]</w:t>
+      </w:r>
+    </w:p>
+    <w:p>
+      <w:r>
+        <w:t>§ 5º O prazo para a apresentação da declaração e para o recolhimento do imposto e dos demais créditos tributários de que tratam, respectivamente, os incisos I e II do caput, originalmente fixado para até 29 de abril de 2022, fica excepcionalmente prorrogado para até 31 de maio de 2022.</w:t>
+      </w:r>
+    </w:p>
+    <w:p>
+      <w:r>
+        <w:rPr>
+          <w:i/>
+        </w:rPr>
+        <w:t>[Incluído(a) pelo(a) Instrução Normativa RFB nº 2077, de 4 de abril de 2022]</w:t>
+      </w:r>
+    </w:p>
+    <w:p>
+      <w:r>
+        <w:t>§ 6º O prazo para a apresentação da declaração e para o recolhimento do imposto e dos demais créditos tributários de que tratam, respectivamente, os incisos I e II do caput, originalmente fixado para até 28 de abril de 2023, fica excepcionalmente prorrogado para até 31 de maio de 2023.</w:t>
+      </w:r>
+    </w:p>
+    <w:p>
+      <w:r>
+        <w:rPr>
+          <w:i/>
+        </w:rPr>
+        <w:t>[Incluído(a) pelo(a) Instrução Normativa RFB nº 2134, de 27 de fevereiro de 2023]</w:t>
+      </w:r>
+    </w:p>
+    <w:p>
+      <w:r>
+        <w:t>§ 7º O prazo para a apresentação da declaração e para o recolhimento do imposto e dos demais créditos tributários de que tratam, respectivamente, os incisos I e II do caput, originalmente fixado para até 30 de abril de 2024, fica prorrogado para até 31 de maio de 2024.</w:t>
+      </w:r>
+    </w:p>
+    <w:p>
+      <w:r>
+        <w:rPr>
+          <w:i/>
+        </w:rPr>
+        <w:t>[Incluído(a) pelo(a) Instrução Normativa RFB nº 2178, de 5 de março de 2024]</w:t>
+      </w:r>
+    </w:p>
+    <w:p>
+      <w:r>
+        <w:t>§ 8º O prazo para a apresentação da declaração e para o recolhimento do imposto e dos demais créditos tributários de que tratam, respectivamente, os incisos I e II do caput, originalmente fixado para até 30 de abril de 2025, fica prorrogado para até 30 de maio de 2025.</w:t>
+      </w:r>
+    </w:p>
+    <w:p>
+      <w:r>
+        <w:rPr>
+          <w:i/>
+        </w:rPr>
+        <w:t>[Incluído(a) pelo(a) Instrução Normativa RFB nº 2263, de 25 de abril de 2025]</w:t>
+      </w:r>
+    </w:p>
+    <w:p>
+      <w:r>
+        <w:t>§ 9º O prazo para a apresentação da declaração e para o recolhimento do imposto e dos demais créditos tributários de que tratam, respectivamente, os incisos I e II do caput, originalmente fixado para até 30 de abril de 2026, fica prorrogado para até 29 de maio de 2026.</w:t>
+      </w:r>
+    </w:p>
+    <w:p>
+      <w:r>
+        <w:rPr>
+          <w:i/>
+        </w:rPr>
+        <w:t>[Incluído(a) pelo(a) Instrução Normativa RFB nº 2312, de 13 de março de 2026]</w:t>
+      </w:r>
+    </w:p>
+    <w:p>
+      <w:r>
+        <w:t>Art. 11-A. A pessoa física residente no Brasil que se retire do território nacional deve apresentar a Comunicação de Saída Definitiva do País:</w:t>
+      </w:r>
+    </w:p>
+    <w:p>
+      <w:r>
+        <w:rPr>
+          <w:i/>
+        </w:rPr>
+        <w:t>[Incluído(a) pelo(a) Instrução Normativa RFB nº 1008, de 9 de fevereiro de 2010]</w:t>
+      </w:r>
+    </w:p>
+    <w:p>
+      <w:r>
+        <w:t>I - a partir da data da saída e até o último dia do mês de fevereiro do ano-calendário subsequente, se esta ocorreu em caráter permanente; ou</w:t>
+      </w:r>
+    </w:p>
+    <w:p>
+      <w:r>
+        <w:rPr>
+          <w:i/>
+        </w:rPr>
+        <w:t>[Incluído(a) pelo(a) Instrução Normativa RFB nº 1008, de 9 de fevereiro de 2010]</w:t>
+      </w:r>
+    </w:p>
+    <w:p>
+      <w:r>
+        <w:t>II - a partir da data da caracterização da condição de não-residente e até o último dia do mês de fevereiro do ano-calendário subsequente, se a saída ocorreu em caráter temporário.</w:t>
+      </w:r>
+    </w:p>
+    <w:p>
+      <w:r>
+        <w:rPr>
+          <w:i/>
+        </w:rPr>
+        <w:t>[Incluído(a) pelo(a) Instrução Normativa RFB nº 1008, de 9 de fevereiro de 2010]</w:t>
+      </w:r>
+    </w:p>
+    <w:p>
+      <w:r>
+        <w:t>§ 1º A Comunicação de que trata o caput não dispensa a apresentação da Declaração de Saída Definitiva do País de que tratam os arts. 9º e 11.</w:t>
+      </w:r>
+    </w:p>
+    <w:p>
+      <w:r>
+        <w:rPr>
+          <w:i/>
+        </w:rPr>
+        <w:t>[Incluído(a) pelo(a) Instrução Normativa RFB nº 1008, de 9 de fevereiro de 2010]</w:t>
+      </w:r>
+    </w:p>
+    <w:p>
+      <w:r>
+        <w:t>§ 2º Os dependentes, inscritos no CPF, que se retirem do território nacional na mesma data do titular da Comunicação de que trata o caput devem constar desta.</w:t>
+      </w:r>
+    </w:p>
+    <w:p>
+      <w:r>
+        <w:rPr>
+          <w:i/>
+        </w:rPr>
+        <w:t>[Incluído(a) pelo(a) Instrução Normativa RFB nº 1008, de 9 de fevereiro de 2010]</w:t>
+      </w:r>
+    </w:p>
+    <w:p>
+      <w:r>
+        <w:t>Pessoa física ausente no exterior a serviço do Brasil</w:t>
+      </w:r>
+    </w:p>
+    <w:p>
+      <w:r>
+        <w:t>Art. 12. A pessoa física ausente no exterior a serviço do Brasil em autarquias ou repartições do Governo brasileiro situadas no exterior mantém a condição de residente no Brasil e sujeita-se à apresentação da Declaração de Ajuste Anual de acordo com as mesmas normas aplicáveis às demais pessoas físicas residentes no País, observado o disposto nos arts. 17 e 18.</w:t>
+      </w:r>
+    </w:p>
+    <w:p>
+      <w:r>
+        <w:t>Parágrafo único. Não se enquadra no conceito de ausente no exterior a serviço do Brasil o empregado de empresa pública ou de sociedade de economia mista, quando a serviço específico da empresa no exterior, bem assim o contratado local de representações diplomáticas.</w:t>
+      </w:r>
+    </w:p>
+    <w:p>
+      <w:r>
+        <w:t>Falta de apresentação da declaração</w:t>
+      </w:r>
+    </w:p>
+    <w:p>
+      <w:r>
+        <w:t>Art. 13. A falta de apresentação das declarações a que se referem os arts. 9º e 11 ou a sua apresentação após o prazo fixado sujeita o contribuinte às seguintes penalidades:</w:t>
+      </w:r>
+    </w:p>
+    <w:p>
+      <w:r>
+        <w:t>I - existindo imposto devido, multa de um por cento ao mês ou fração de atraso calculada sobre o valor do imposto devido, observados os limites mínimo de R$ 165,74 (cento e sessenta e cinco reais e setenta e quatro centavos) e máximo de vinte por cento do valor do imposto devido; ou</w:t>
+      </w:r>
+    </w:p>
+    <w:p>
+      <w:r>
+        <w:t>II - não existindo imposto devido, multa de R$ 165,74 (cento e sessenta e cinco reais e setenta e quatro centavos).</w:t>
+      </w:r>
+    </w:p>
+    <w:p>
+      <w:r>
+        <w:t>Tributação de Rendimentos Recebidos de fonte no exterior por residente no Brasil Ganhos de capital</w:t>
+      </w:r>
+    </w:p>
+    <w:p>
+      <w:r>
+        <w:t>Art. 14. A alienação de bens ou direitos e a liquidação ou resgate de aplicações financeiras adquiridos, a qualquer título, em moeda estrangeira, bem assim a alienação de moeda estrangeira mantida em espécie, de propriedade de pessoa física, estão sujeitos à apuração de ganho de capital tributável de acordo com o disposto no art. 24 da Medida Provisória nº 2.158-35, de 24 de agosto de 2001, e sua regulamentação.</w:t>
+      </w:r>
+    </w:p>
+    <w:p>
+      <w:r>
+        <w:t>Resultado da atividade rural</w:t>
+      </w:r>
+    </w:p>
+    <w:p>
+      <w:r>
+        <w:t>Art. 15. O resultado da atividade rural exercida no exterior, quando positivo, integra a base de cálculo do imposto devido na declaração no ano-calendário e deve ser apurado de acordo com o disposto na Instrução Normativa SRF nº 83, de 11 de outubro de 2001.</w:t>
+      </w:r>
+    </w:p>
+    <w:p>
+      <w:r>
+        <w:t>§ 1º O imposto pago no exterior pode ser compensado na Declaração de Ajuste Anual até o valor correspondente à diferença entre o imposto calculado com a inclusão do resultado da atividade rural exercida no exterior e o imposto calculado sem a inclusão desses rendimentos, observado o disposto nos arts. 1º, caput e § 2º, e 16, § 1º, desde que não seja compensado ou restituído no exterior.</w:t>
+      </w:r>
+    </w:p>
+    <w:p>
+      <w:r>
+        <w:t>§ 2º O imposto pago no exterior é convertido em dólares dos Estados Unidos da América, pelo valor fixado pela autoridade monetária do país de origem dos rendimentos para a data do recebimento e, em seguida, em reais pela cotação do dólar fixada, para compra, pelo Banco Central do Brasil para o último dia útil da primeira quinzena do mês anterior ao do recebimento do rendimento.</w:t>
+      </w:r>
+    </w:p>
+    <w:p>
+      <w:r>
+        <w:t>Demais rendimentos recebidos</w:t>
+      </w:r>
+    </w:p>
+    <w:p>
+      <w:r>
+        <w:t>Art. 16. Os demais rendimentos recebidos de fontes situadas no exterior por residente no Brasil, transferidos ou não para o País, estão sujeitos à tributação sob a forma de recolhimento mensal obrigatório (carnê-leão), no mês do recebimento, e na Declaração de Ajuste Anual.</w:t>
+      </w:r>
+    </w:p>
+    <w:p>
+      <w:r>
+        <w:t>§ 1º O imposto de renda pago em país com o qual o Brasil tenha firmado acordo, tratado ou convenção internacional prevendo a compensação, ou naquele em que haja reciprocidade de tratamento, pode ser considerado como redução do imposto devido no Brasil, desde que não seja compensado ou restituído no exterior.</w:t>
+      </w:r>
+    </w:p>
+    <w:p>
+      <w:r>
+        <w:t>§ 2º Os rendimentos em moeda estrangeira e o imposto pago no exterior são convertidos em dólares dos Estados Unidos da América, pelo valor fixado pela autoridade monetária do país de origem dos rendimentos para a data do recebimento e, em seguida, em reais pela cotação do dólar fixada, para compra, pelo Banco Central do Brasil para o último dia útil da primeira quinzena do mês anterior ao do recebimento do rendimento.</w:t>
+      </w:r>
+    </w:p>
+    <w:p>
+      <w:r>
+        <w:t>§ 3º Na determinação da base de cálculo sujeita à incidência mensal do imposto, quando não utilizados para fins de retenção na fonte, podem ser deduzidos, observados os limites e condições fixados na legislação pertinente:</w:t>
+      </w:r>
+    </w:p>
+    <w:p>
+      <w:r>
+        <w:t>I - as importâncias pagas em dinheiro a título de pensão alimentícia em face das normas do Direito de Família, quando em cumprimento de decisão judicial ou acordo homologado judicialmente, inclusive a prestação de alimentos provisionais;</w:t>
+      </w:r>
+    </w:p>
+    <w:p>
+      <w:r>
+        <w:t>II - o valor de R$ 106,00 (cento e seis reais) por dependente;</w:t>
+      </w:r>
+    </w:p>
+    <w:p>
+      <w:r>
+        <w:t>III - as contribuições para a Previdência Social da União, dos Estados, do Distrito Federal e dos Municípios, cujo ônus tenha sido do próprio contribuinte e desde que destinadas a seu próprio benefício;</w:t>
+      </w:r>
+    </w:p>
+    <w:p>
+      <w:r>
+        <w:t>IV - as despesas escrituradas em livro Caixa.</w:t>
+      </w:r>
+    </w:p>
+    <w:p>
+      <w:r>
+        <w:t>§ 4º As deduções referentes aos pagamentos efetuados em moeda estrangeira são convertidas em dólares dos Estados Unidos da América, pelo valor fixado pela autoridade monetária do país no qual as despesas foram realizadas para a data do pagamento e, em seguida, em reais pela cotação do dólar fixada, para venda, pelo Banco Central do Brasil para o último dia útil da primeira quinzena do mês anterior ao do pagamento.</w:t>
+      </w:r>
+    </w:p>
+    <w:p>
+      <w:r>
+        <w:t>§ 5º O imposto relativo ao carnê-leão deve ser calculado mediante utilização da tabela progressiva mensal vigente no mês do recebimento do rendimento e recolhido até o último dia útil do mês subseqüente ao do recebimento do rendimento.</w:t>
+      </w:r>
+    </w:p>
+    <w:p>
+      <w:r>
+        <w:t>§ 6º O imposto pago no país de origem dos rendimentos pode ser compensado no mês do pagamento com o imposto relativo ao carnê-leão e com o apurado na Declaração de Ajuste Anual, até o valor correspondente à diferença entre o imposto calculado com a inclusão dos rendimentos de fontes no exterior e o imposto calculado sem a inclusão desses rendimentos, observado o disposto no § 1º deste artigo e no art. 1º, caput e § 2º.</w:t>
+      </w:r>
+    </w:p>
+    <w:p>
+      <w:r>
+        <w:t>§ 7º Se o pagamento do imposto de que trata o § 1º ocorrer em ano-calendário posterior ao do recebimento do rendimento, a pessoa física pode compensá-lo com o imposto relativo ao carnê-leão do mês do seu efetivo pagamento e com o apurado na Declaração de Ajuste Anual do ano-calendário do pagamento do imposto, observado o limite de compensação de que trata o § 6º relativamente à Declaração de Ajuste Anual do ano-calendário do recebimento do rendimento.</w:t>
+      </w:r>
+    </w:p>
+    <w:p>
+      <w:r>
+        <w:t>§ 8º Caso o imposto pago no exterior seja maior do que o imposto relativo ao carnê-leão no mês do pagamento, a diferença pode ser compensada nos meses subseqüentes até dezembro do ano-calendário e na Declaração de Ajuste Anual, observado o limite de que trata o § 6º.</w:t>
+      </w:r>
+    </w:p>
+    <w:p>
+      <w:r>
+        <w:t>§ 9º Na determinação da base de cálculo na Declaração de Ajuste Anual podem ser deduzidos, observados os limites e condições fixados na legislação pertinente:</w:t>
+      </w:r>
+    </w:p>
+    <w:p>
+      <w:r>
+        <w:t>I - as importâncias pagas em dinheiro a título de pensão alimentícia em face das normas do Direito de Família, quando em cumprimento de decisão judicial ou acordo homologado judicialmente, inclusive a prestação de alimentos provisionais;</w:t>
+      </w:r>
+    </w:p>
+    <w:p>
+      <w:r>
         <w:t>II - o valor de R$ 1.272,00 (mil, duzentos e setenta e dois reais) por dependente;</w:t>
       </w:r>
     </w:p>
     <w:p>
       <w:r>
-        <w:t>III - as contribuições para a Previdência Social da União, dos Estados, do Distrito Federal e dos Municípios, cujo ônus tenha sido do próprio contribuinte e desde que destinadas ao seu próprio benefício;</w:t>
+        <w:t>III - as contribuições para a Previdência Social da União, dos Estados, do Distrito Federal e dos Municípios, cujo ônus tenha sido do próprio contribuinte e desde que destinadas a seu próprio benefício;</w:t>
       </w:r>
     </w:p>
     <w:p>
@@ -377,167 +1106,70 @@
     </w:p>
     <w:p>
       <w:r>
-        <w:t>§ 5º A dedução a que se refere o inciso IV do § 4º é limitada a doze por cento do total dos rendimentos tributáveis computados na determinação da base de cálculo do imposto devido na declaração.</w:t>
-      </w:r>
-    </w:p>
-    <w:p>
-      <w:r>
-        <w:t>§ 6º As despesas médicas e com instrução de alimentandos, quando realizadas pelo alimentante em virtude de cumprimento de decisão judicial ou acordo homologado judicialmente, podem ser deduzidas a tais títulos na determinação da base de cálculo do imposto na declaração do alimentante, observados os limites e condições fixados na legislação pertinente.</w:t>
-      </w:r>
-    </w:p>
-    <w:p>
-      <w:r>
-        <w:t>§ 7º As deduções referentes a pagamentos efetuados em moeda estrangeira são convertidas em dólares dos Estados Unidos da América, pelo valor fixado pela autoridade monetária do país no qual as despesas foram realizadas para a data do pagamento e, em seguida, em reais pela cotação do dólar fixada, para venda, pelo Banco Central do Brasil para o último dia útil da primeira quinzena do mês anterior ao do pagamento.</w:t>
-      </w:r>
-    </w:p>
-    <w:p>
-      <w:r>
-        <w:t>§ 8° Para fins do disposto neste artigo, ao pleitear a restituição de imposto por meio da declaração, o sujeito passivo deve indicar o banco, a agência e o número da conta-corrente ou de poupança de sua titularidade em que pretende seja efetuado o crédito.</w:t>
-      </w:r>
-    </w:p>
-    <w:p>
-      <w:r>
-        <w:t>Art. 10. Os rendimentos recebidos de fontes situadas no Brasil pela pessoa física que se retirar em caráter permanente do território nacional sujeitam-se à tributação exclusiva na fonte ou definitiva, nos termos previstos nos arts. 26 a 45, a partir da data da saída definitiva do País.</w:t>
-      </w:r>
-    </w:p>
-    <w:p>
-      <w:r>
-        <w:t>§ 1° Para fins do disposto no caput, a pessoa física deve comunicar à fonte pagadora a data da saída definitiva do Brasil.</w:t>
-      </w:r>
-    </w:p>
-    <w:p>
-      <w:r>
-        <w:t>§ 2° Caso a pessoa física se retire em caráter permanente do território nacional sem entregar a Declaração de Saída Definitiva do País, seus rendimentos serão tributados nos termos previstos no § 1º do art. 11 durante os primeiros doze meses de ausência, e, a partir do décimo terceiro mês, conforme o disposto nos arts. 26 a 45.</w:t>
-      </w:r>
-    </w:p>
-    <w:p>
-      <w:r>
-        <w:t>Saída em caráter temporário do Brasil</w:t>
-      </w:r>
-    </w:p>
-    <w:p>
-      <w:r>
-        <w:t>Art. 11. A pessoa física que se ausentar do território nacional em caráter temporário, permanecendo no exterior por mais de doze meses consecutivos, deve:</w:t>
-      </w:r>
-    </w:p>
-    <w:p>
-      <w:r>
-        <w:t>I - apresentar, até trinta dias contados da data em que completar doze meses consecutivos de ausência, a Declaração de Saída Definitiva do País, relativa ao período em que tenha permanecido na condição de residente no Brasil no ano-calendário da caracterização da condição de não-residente, bem assim as declarações correspondentes a anos-calendário anteriores, se obrigatórias e ainda não entregues;</w:t>
-      </w:r>
-    </w:p>
-    <w:p>
-      <w:r>
-        <w:t>II - recolher em quota única, até a data prevista para a entrega das declarações de que trata o inciso I, o imposto nelas apurado e os demais créditos tributários ainda não quitados, cujos prazos para pagamento são considerados vencidos nesta data, se prazo menor não estiver estipulado na legislação tributária.</w:t>
-      </w:r>
-    </w:p>
-    <w:p>
-      <w:r>
-        <w:t>§ 1° Os rendimentos recebidos nos primeiros doze meses consecutivos de ausência:</w:t>
-      </w:r>
-    </w:p>
-    <w:p>
-      <w:r>
-        <w:t>I - de fontes situadas no Brasil são tributados como os rendimentos recebidos pelos demais residentes no Brasil;</w:t>
-      </w:r>
-    </w:p>
-    <w:p>
-      <w:r>
-        <w:t>II - de fontes situadas no exterior sujeitam-se à tributação no Brasil nos termos previstos nos arts. 14 a 16, 19 e 20.</w:t>
-      </w:r>
-    </w:p>
-    <w:p>
-      <w:r>
-        <w:t>§ 2° Os rendimentos recebidos a partir do décimo terceiro mês consecutivo de ausência sujeitam-se à tributação exclusiva na fonte ou definitiva, nos termos previstos nos arts. 26 a 45.</w:t>
-      </w:r>
-    </w:p>
-    <w:p>
-      <w:r>
-        <w:t>Pessoa física ausente no exterior a serviço do Brasil</w:t>
-      </w:r>
-    </w:p>
-    <w:p>
-      <w:r>
-        <w:t>Art. 12. A pessoa física ausente no exterior a serviço do Brasil em autarquias ou repartições do Governo brasileiro situadas no exterior mantém a condição de residente no Brasil e sujeita-se à apresentação da Declaração de Ajuste Anual de acordo com as mesmas normas aplicáveis às demais pessoas físicas residentes no País, observado o disposto nos arts. 17 e 18.</w:t>
-      </w:r>
-    </w:p>
-    <w:p>
-      <w:r>
-        <w:t>Parágrafo único. Não se enquadra no conceito de ausente no exterior a serviço do Brasil o empregado de empresa pública ou de sociedade de economia mista, quando a serviço específico da empresa no exterior, bem assim o contratado local de representações diplomáticas.</w:t>
-      </w:r>
-    </w:p>
-    <w:p>
-      <w:r>
-        <w:t>Falta de apresentação da declaração</w:t>
-      </w:r>
-    </w:p>
-    <w:p>
-      <w:r>
-        <w:t>Art. 13. A falta de apresentação das declarações a que se referem os arts. 9º e 11 ou a sua apresentação após o prazo fixado sujeita o contribuinte às seguintes penalidades:</w:t>
-      </w:r>
-    </w:p>
-    <w:p>
-      <w:r>
-        <w:t>I - existindo imposto devido, multa de um por cento ao mês ou fração de atraso calculada sobre o valor do imposto devido, observados os limites mínimo de R$ 165,74 (cento e sessenta e cinco reais e setenta e quatro centavos) e máximo de vinte por cento do valor do imposto devido; ou</w:t>
-      </w:r>
-    </w:p>
-    <w:p>
-      <w:r>
-        <w:t>II - não existindo imposto devido, multa de R$ 165,74 (cento e sessenta e cinco reais e setenta e quatro centavos).</w:t>
-      </w:r>
-    </w:p>
-    <w:p>
-      <w:r>
-        <w:t>Tributação de Rendimentos Recebidos de fonte no exterior por residente no Brasil Ganhos de capital</w:t>
-      </w:r>
-    </w:p>
-    <w:p>
-      <w:r>
-        <w:t>Art. 14. A alienação de bens ou direitos e a liquidação ou resgate de aplicações financeiras adquiridos, a qualquer título, em moeda estrangeira, bem assim a alienação de moeda estrangeira mantida em espécie, de propriedade de pessoa física, estão sujeitos à apuração de ganho de capital tributável de acordo com o disposto no art. 24 da Medida Provisória nº 2.158-35, de 24 de agosto de 2001, e sua regulamentação.</w:t>
-      </w:r>
-    </w:p>
-    <w:p>
-      <w:r>
-        <w:t>Resultado da atividade rural</w:t>
-      </w:r>
-    </w:p>
-    <w:p>
-      <w:r>
-        <w:t>Art. 15. O resultado da atividade rural exercida no exterior, quando positivo, integra a base de cálculo do imposto devido na declaração no ano-calendário e deve ser apurado de acordo com o disposto na Instrução Normativa SRF nº 83, de 11 de outubro de 2001.</w:t>
-      </w:r>
-    </w:p>
-    <w:p>
-      <w:r>
-        <w:t>§ 1º O imposto pago no exterior pode ser compensado na Declaração de Ajuste Anual até o valor correspondente à diferença entre o imposto calculado com a inclusão do resultado da atividade rural exercida no exterior e o imposto calculado sem a inclusão desses rendimentos, observado o disposto nos arts. 1º, caput e § 2º, e 16, § 1º, desde que não seja compensado ou restituído no exterior.</w:t>
-      </w:r>
-    </w:p>
-    <w:p>
-      <w:r>
-        <w:t>§ 2° O imposto pago no exterior é convertido em dólares dos Estados Unidos da América, pelo valor fixado pela autoridade monetária do país de origem dos rendimentos para a data do recebimento e, em seguida, em reais pela cotação do dólar fixada, para compra, pelo Banco Central do Brasil para o último dia útil da primeira quinzena do mês anterior ao do recebimento do rendimento.</w:t>
-      </w:r>
-    </w:p>
-    <w:p>
-      <w:r>
-        <w:t>Demais rendimentos recebidos</w:t>
-      </w:r>
-    </w:p>
-    <w:p>
-      <w:r>
-        <w:t>Art. 16. Os demais rendimentos recebidos de fontes situadas no exterior por residente no Brasil, transferidos ou não para o País, estão sujeitos à tributação sob a forma de recolhimento mensal obrigatório (carnê-leão), no mês do recebimento, e na Declaração de Ajuste Anual.</w:t>
-      </w:r>
-    </w:p>
-    <w:p>
-      <w:r>
-        <w:t>§ 1º O imposto de renda pago em país com o qual o Brasil tenha firmado acordo, tratado ou convenção internacional prevendo a compensação, ou naquele em que haja reciprocidade de tratamento, pode ser considerado como redução do imposto devido no Brasil, desde que não seja compensado ou restituído no exterior.</w:t>
-      </w:r>
-    </w:p>
-    <w:p>
-      <w:r>
-        <w:t>§ 2º Os rendimentos em moeda estrangeira e o imposto pago no exterior são convertidos em dólares dos Estados Unidos da América, pelo valor fixado pela autoridade monetária do país de origem dos rendimentos para a data do recebimento e, em seguida, em reais pela cotação do dólar fixada, para compra, pelo Banco Central do Brasil para o último dia útil da primeira quinzena do mês anterior ao do recebimento do rendimento.</w:t>
-      </w:r>
-    </w:p>
-    <w:p>
-      <w:r>
-        <w:t>§ 3º Na determinação da base de cálculo sujeita à incidência mensal do imposto, quando não utilizados para fins de retenção na fonte, podem ser deduzidos, observados os limites e condições fixados na legislação pertinente:</w:t>
+        <w:t>§ 10. Outros rendimentos recebidos de fontes situadas no Brasil ou no exterior pelas pessoas físicas de que trata este artigo devem ser declarados segundo as mesmas normas aplicáveis às demais pessoas físicas residentes no Brasil.</w:t>
+      </w:r>
+    </w:p>
+    <w:p>
+      <w:r>
+        <w:t>§ 11. A dedução a que se refere o inciso IV do § 9º é limitada a doze por cento do total dos rendimentos tributáveis computados na determinação da base de cálculo do imposto devido na declaração.</w:t>
+      </w:r>
+    </w:p>
+    <w:p>
+      <w:r>
+        <w:t>§ 12. As despesas médicas e com instrução de alimentandos, quando realizadas pelo alimentante em virtude de cumprimento de decisão judicial ou acordo homologado judicialmente, podem ser deduzidas a tais títulos na determinação da base de cálculo do imposto na declaração do alimentante, observados os limites e condições fixados na legislação pertinente.</w:t>
+      </w:r>
+    </w:p>
+    <w:p>
+      <w:r>
+        <w:t>§ 13. As deduções referentes a pagamentos efetuados em moeda estrangeira são convertidas em dólares dos Estados Unidos da América, pelo valor fixado pela autoridade monetária do país no qual as despesas foram realizadas para a data do pagamento e, em seguida, em reais pela cotação do dólar fixada, para venda, pelo Banco Central do Brasil para o último dia útil da primeira quinzena do mês anterior ao do pagamento.</w:t>
+      </w:r>
+    </w:p>
+    <w:p>
+      <w:r>
+        <w:t>§ 14. A Declaração de Ajuste Anual deve ser transmitida pela Internet ou apresentada, em mídia removível, nas agências bancárias autorizadas, até o último dia útil do mês de abril do ano-calendário subsequente ao do recebimento dos rendimentos.</w:t>
+      </w:r>
+    </w:p>
+    <w:p>
+      <w:r>
+        <w:rPr>
+          <w:i/>
+        </w:rPr>
+        <w:t>[Redação dada pelo(a) Instrução Normativa RFB nº 1150, de 29 de abril de 2011]</w:t>
+      </w:r>
+    </w:p>
+    <w:p>
+      <w:r>
+        <w:t>§ 15. O saldo do imposto apurado na declaração deve ser recolhido de acordo com as normas aplicáveis às demais pessoas físicas residentes no Brasil.</w:t>
+      </w:r>
+    </w:p>
+    <w:p>
+      <w:r>
+        <w:t>§ 16. Para fins do disposto neste artigo, ao pleitear a restituição de imposto por meio da declaração, o sujeito passivo deve indicar o banco, a agência e o número da conta-corrente ou de poupança de sua titularidade em que pretende seja efetuado o crédito.</w:t>
+      </w:r>
+    </w:p>
+    <w:p>
+      <w:r>
+        <w:t>Recebidos por ausente no exterior a serviço do Brasil</w:t>
+      </w:r>
+    </w:p>
+    <w:p>
+      <w:r>
+        <w:t>Art. 17. Os rendimentos do trabalho assalariado recebidos em moeda estrangeira por residente no Brasil ausente no exterior a serviço do País, de autarquias ou repartições do Governo brasileiro situadas no exterior, estão sujeitos ao imposto na fonte, observado o disposto no § 5º do art. 16.</w:t>
+      </w:r>
+    </w:p>
+    <w:p>
+      <w:r>
+        <w:t>§ 1º Na determinação da base de cálculo mensal são considerados como tributáveis 25% do total dos rendimentos referidos no caput deste artigo.</w:t>
+      </w:r>
+    </w:p>
+    <w:p>
+      <w:r>
+        <w:t>§ 2º Os rendimentos do trabalho assalariado em moeda estrangeira são convertidos em reais pela cotação do dólar dos Estados Unidos da América fixada, para compra, pelo Banco Central do Brasil para o último dia útil da primeira quinzena do mês anterior ao do recebimento do rendimento.</w:t>
+      </w:r>
+    </w:p>
+    <w:p>
+      <w:r>
+        <w:t>§ 3º Na determinação da base de cálculo sujeita à incidência mensal do imposto na fonte podem ser deduzidos, observados os limites e condições fixados na legislação pertinente:</w:t>
       </w:r>
     </w:p>
     <w:p>
@@ -557,37 +1189,27 @@
     </w:p>
     <w:p>
       <w:r>
-        <w:t>IV - as despesas escrituradas em livro Caixa.</w:t>
-      </w:r>
-    </w:p>
-    <w:p>
-      <w:r>
-        <w:t>§ 4º As deduções referentes aos pagamentos efetuados em moeda estrangeira são convertidas em dólares dos Estados Unidos da América, pelo valor fixado pela autoridade monetária do país no qual as despesas foram realizadas para a data do pagamento e, em seguida, em reais pela cotação do dólar fixada, para venda, pelo Banco Central do Brasil para o último dia útil da primeira quinzena do mês anterior ao do pagamento.</w:t>
-      </w:r>
-    </w:p>
-    <w:p>
-      <w:r>
-        <w:t>§ 5º O imposto relativo ao carnê-leão deve ser calculado mediante utilização da tabela progressiva mensal vigente no mês do recebimento do rendimento e recolhido até o último dia útil do mês subseqüente ao do recebimento do rendimento.</w:t>
-      </w:r>
-    </w:p>
-    <w:p>
-      <w:r>
-        <w:t>§ 6º O imposto pago no país de origem dos rendimentos pode ser compensado no mês do pagamento com o imposto relativo ao carnê-leão e com o apurado na Declaração de Ajuste Anual, até o valor correspondente à diferença entre o imposto calculado com a inclusão dos rendimentos de fontes no exterior e o imposto calculado sem a inclusão desses rendimentos, observado o disposto no § 1º deste artigo e no art. 1º, caput e § 2º.</w:t>
-      </w:r>
-    </w:p>
-    <w:p>
-      <w:r>
-        <w:t>§ 7º Se o pagamento do imposto de que trata o § 1º ocorrer em ano-calendário posterior ao do recebimento do rendimento, a pessoa física pode compensá-lo com o imposto relativo ao carnê-leão do mês do seu efetivo pagamento e com o apurado na Declaração de Ajuste Anual do ano-calendário do pagamento do imposto, observado o limite de compensação de que trata o § 6º relativamente à Declaração de Ajuste Anual do ano-calendário do recebimento do rendimento.</w:t>
-      </w:r>
-    </w:p>
-    <w:p>
-      <w:r>
-        <w:t>§ 8° Caso o imposto pago no exterior seja maior do que o imposto relativo ao carnê-leão no mês do pagamento, a diferença pode ser compensada nos meses subseqüentes até dezembro do ano-calendário e na Declaração de Ajuste Anual, observado o limite de que trata o § 6º.</w:t>
-      </w:r>
-    </w:p>
-    <w:p>
-      <w:r>
-        <w:t>§ 9º Na determinação da base de cálculo na Declaração de Ajuste Anual podem ser deduzidos, observados os limites e condições fixados na legislação pertinente:</w:t>
+        <w:t>IV - as contribuições para as entidades de previdência privada domiciliadas no Brasil, destinadas a custear benefícios complementares assemelhados aos da Previdência Social e para os Fundos de Aposentadoria Programada Individual (Fapi), cujo ônus tenha sido do próprio contribuinte e desde que destinadas a seu próprio benefício.</w:t>
+      </w:r>
+    </w:p>
+    <w:p>
+      <w:r>
+        <w:t>§ 4º Aos demais rendimentos recebidos no exterior pelas pessoas físicas de que trata este artigo, aplicam-se as normas dos arts. 14 a 16.</w:t>
+      </w:r>
+    </w:p>
+    <w:p>
+      <w:r>
+        <w:t>§ 5º Os demais rendimentos recebidos de fontes situadas no País estão sujeitos à tributação segundo as mesmas normas aplicáveis às demais pessoas físicas residentes no Brasil.</w:t>
+      </w:r>
+    </w:p>
+    <w:p>
+      <w:r>
+        <w:t>Art. 18. Na Declaração de Ajuste Anual, em relação ao trabalho assalariado prestado a autarquias ou repartições do Governo brasileiro situadas no exterior, são tributados 25% do total dos rendimentos recebidos, sendo os restantes 75% considerados rendimentos não-tributáveis.</w:t>
+      </w:r>
+    </w:p>
+    <w:p>
+      <w:r>
+        <w:t>§ 1º Na determinação da base de cálculo na Declaração de Ajuste Anual podem ser deduzidos, observados os limites e condições fixados na legislação pertinente:</w:t>
       </w:r>
     </w:p>
     <w:p>
@@ -607,136 +1229,6 @@
     </w:p>
     <w:p>
       <w:r>
-        <w:t>IV - as contribuições para as entidades de previdência privada domiciliadas no Brasil, destinadas a custear benefícios complementares assemelhados aos da Previdência Social e para os Fundos de Aposentadoria Programada Individual (Fapi), cujo ônus tenha sido do próprio contribuinte e desde que destinadas a seu próprio benefício bem assim de seus dependentes;</w:t>
-      </w:r>
-    </w:p>
-    <w:p>
-      <w:r>
-        <w:t>V - as despesas médicas e as despesas com instrução, próprias e dos dependentes;</w:t>
-      </w:r>
-    </w:p>
-    <w:p>
-      <w:r>
-        <w:t>VI - as despesas escrituradas em livro Caixa.</w:t>
-      </w:r>
-    </w:p>
-    <w:p>
-      <w:r>
-        <w:t>§ 10. Outros rendimentos recebidos de fontes situadas no Brasil ou no exterior pelas pessoas físicas de que trata este artigo devem ser declarados segundo as mesmas normas aplicáveis às demais pessoas físicas residentes no Brasil.</w:t>
-      </w:r>
-    </w:p>
-    <w:p>
-      <w:r>
-        <w:t>§ 11. A dedução a que se refere o inciso IV do § 9º é limitada a doze por cento do total dos rendimentos tributáveis computados na determinação da base de cálculo do imposto devido na declaração.</w:t>
-      </w:r>
-    </w:p>
-    <w:p>
-      <w:r>
-        <w:t>§ 12. As despesas médicas e com instrução de alimentandos, quando realizadas pelo alimentante em virtude de cumprimento de decisão judicial ou acordo homologado judicialmente, podem ser deduzidas a tais títulos na determinação da base de cálculo do imposto na declaração do alimentante, observados os limites e condições fixados na legislação pertinente.</w:t>
-      </w:r>
-    </w:p>
-    <w:p>
-      <w:r>
-        <w:t>§ 13. As deduções referentes a pagamentos efetuados em moeda estrangeira são convertidas em dólares dos Estados Unidos da América, pelo valor fixado pela autoridade monetária do país no qual as despesas foram realizadas para a data do pagamento e, em seguida, em reais pela cotação do dólar fixada, para venda, pelo Banco Central do Brasil para o último dia útil da primeira quinzena do mês anterior ao do pagamento.</w:t>
-      </w:r>
-    </w:p>
-    <w:p>
-      <w:r>
-        <w:t>§ 14. A Declaração de Ajuste Anual deve ser transmitida pela Internet ou entregue nas agências bancárias autorizadas, se em disquete, ou nas agências dos Correios e nos postos do MRE no exterior, se em formulário, até o último dia útil do mês de abril do ano-calendário subseqüente ao do recebimento dos rendimentos.</w:t>
-      </w:r>
-    </w:p>
-    <w:p>
-      <w:r>
-        <w:t>§ 15. O saldo do imposto apurado na declaração deve ser recolhido de acordo com as normas aplicáveis às demais pessoas físicas residentes no Brasil.</w:t>
-      </w:r>
-    </w:p>
-    <w:p>
-      <w:r>
-        <w:t>§ 16. Para fins do disposto neste artigo, ao pleitear a restituição de imposto por meio da declaração, o sujeito passivo deve indicar o banco, a agência e o número da conta-corrente ou de poupança de sua titularidade em que pretende seja efetuado o crédito.</w:t>
-      </w:r>
-    </w:p>
-    <w:p>
-      <w:r>
-        <w:t>Recebidos por ausente no exterior a serviço do Brasil</w:t>
-      </w:r>
-    </w:p>
-    <w:p>
-      <w:r>
-        <w:t>Art. 17. Os rendimentos do trabalho assalariado recebidos em moeda estrangeira por residente no Brasil ausente no exterior a serviço do País, de autarquias ou repartições do Governo brasileiro situadas no exterior, estão sujeitos ao imposto na fonte, observado o disposto no § 5º do art. 16.</w:t>
-      </w:r>
-    </w:p>
-    <w:p>
-      <w:r>
-        <w:t>§ 1º Na determinação da base de cálculo mensal são considerados como tributáveis 25% do total dos rendimentos referidos no caput deste artigo.</w:t>
-      </w:r>
-    </w:p>
-    <w:p>
-      <w:r>
-        <w:t>§ 2º Os rendimentos do trabalho assalariado em moeda estrangeira são convertidos em reais pela cotação do dólar dos Estados Unidos da América fixada, para compra, pelo Banco Central do Brasil para o último dia útil da primeira quinzena do mês anterior ao do recebimento do rendimento.</w:t>
-      </w:r>
-    </w:p>
-    <w:p>
-      <w:r>
-        <w:t>§ 3º Na determinação da base de cálculo sujeita à incidência mensal do imposto na fonte podem ser deduzidos, observados os limites e condições fixados na legislação pertinente:</w:t>
-      </w:r>
-    </w:p>
-    <w:p>
-      <w:r>
-        <w:t>I - as importâncias pagas em dinheiro a título de pensão alimentícia em face das normas do Direito de Família, quando em cumprimento de decisão judicial ou acordo homologado judicialmente, inclusive a prestação de alimentos provisionais;</w:t>
-      </w:r>
-    </w:p>
-    <w:p>
-      <w:r>
-        <w:t>II - o valor de R$ 106,00 (cento e seis reais) por dependente;</w:t>
-      </w:r>
-    </w:p>
-    <w:p>
-      <w:r>
-        <w:t>III - as contribuições para a Previdência Social da União, dos Estados, do Distrito Federal e dos Municípios, cujo ônus tenha sido do próprio contribuinte e desde que destinadas a seu próprio benefício;</w:t>
-      </w:r>
-    </w:p>
-    <w:p>
-      <w:r>
-        <w:t>IV - as contribuições para as entidades de previdência privada domiciliadas no Brasil, destinadas a custear benefícios complementares assemelhados aos da Previdência Social e para os Fundos de Aposentadoria Programada Individual (Fapi), cujo ônus tenha sido do próprio contribuinte e desde que destinadas a seu próprio benefício.</w:t>
-      </w:r>
-    </w:p>
-    <w:p>
-      <w:r>
-        <w:t>§ 4º Aos demais rendimentos recebidos no exterior pelas pessoas físicas de que trata este artigo, aplicam-se as normas dos arts. 14 a 16.</w:t>
-      </w:r>
-    </w:p>
-    <w:p>
-      <w:r>
-        <w:t>§ 5º Os demais rendimentos recebidos de fontes situadas no País estão sujeitos à tributação segundo as mesmas normas aplicáveis às demais pessoas físicas residentes no Brasil.</w:t>
-      </w:r>
-    </w:p>
-    <w:p>
-      <w:r>
-        <w:t>Art. 18. Na Declaração de Ajuste Anual, em relação ao trabalho assalariado prestado a autarquias ou repartições do Governo brasileiro situadas no exterior, são tributados 25% do total dos rendimentos recebidos, sendo os restantes 75% considerados rendimentos não-tributáveis.</w:t>
-      </w:r>
-    </w:p>
-    <w:p>
-      <w:r>
-        <w:t>§ 1º Na determinação da base de cálculo na Declaração de Ajuste Anual podem ser deduzidos, observados os limites e condições fixados na legislação pertinente:</w:t>
-      </w:r>
-    </w:p>
-    <w:p>
-      <w:r>
-        <w:t>I - as importâncias pagas em dinheiro a título de pensão alimentícia em face das normas do Direito de Família, quando em cumprimento de decisão judicial ou acordo homologado judicialmente, inclusive a prestação de alimentos provisionais;</w:t>
-      </w:r>
-    </w:p>
-    <w:p>
-      <w:r>
-        <w:t>II - o valor de R$ 1.272,00 (mil, duzentos e setenta e dois reais) por dependente;</w:t>
-      </w:r>
-    </w:p>
-    <w:p>
-      <w:r>
-        <w:t>III - as contribuições para a Previdência Social da União, dos Estados, do Distrito Federal e dos Municípios, cujo ônus tenha sido do próprio contribuinte e desde que destinadas a seu próprio benefício;</w:t>
-      </w:r>
-    </w:p>
-    <w:p>
-      <w:r>
         <w:t>IV - as contribuições para as entidades de previdência privada domiciliadas no Brasil, destinadas a custear benefícios complementares assemelhados aos da Previdência Social e para os Fundos de Aposentadoria Programada Individual (Fapi), cujo ônus tenha sido do próprio contribuinte e desde que destinadas a seu próprio benefício e/ou de seus dependentes;</w:t>
       </w:r>
     </w:p>
@@ -777,7 +1269,7 @@
     </w:p>
     <w:p>
       <w:r>
-        <w:t>§ 8° Para fins do disposto neste artigo, ao pleitear a restituição de imposto por meio da declaração, o sujeito passivo deve indicar o banco, a agência e o número da conta-corrente ou de poupança de sua titularidade em que pretende seja efetuado o crédito.</w:t>
+        <w:t>§ 8º Para fins do disposto neste artigo, ao pleitear a restituição de imposto por meio da declaração, o sujeito passivo deve indicar o banco, a agência e o número da conta-corrente ou de poupança de sua titularidade em que pretende seja efetuado o crédito.</w:t>
       </w:r>
     </w:p>
     <w:p>
@@ -927,17 +1419,41 @@
     </w:p>
     <w:p>
       <w:r>
-        <w:t>§ 4º Na impossibilidade de comprovação, o custo de aquisição é:</w:t>
-      </w:r>
-    </w:p>
-    <w:p>
-      <w:r>
-        <w:t>I - apurado com base no capital registrado no Banco Central do Brasil, vinculado à compra do bem ou direito;</w:t>
-      </w:r>
-    </w:p>
-    <w:p>
-      <w:r>
-        <w:t>II - igual a zero, nos demais casos.</w:t>
+        <w:t>§ 4º Na impossibilidade de comprovação, o custo de aquisição será igual a zero.</w:t>
+      </w:r>
+    </w:p>
+    <w:p>
+      <w:r>
+        <w:rPr>
+          <w:i/>
+        </w:rPr>
+        <w:t>[Redação dada pelo(a) Instrução Normativa RFB nº 1662, de 30 de setembro de 2016]</w:t>
+      </w:r>
+    </w:p>
+    <w:p>
+      <w:r>
+        <w:t>I -</w:t>
+      </w:r>
+    </w:p>
+    <w:p>
+      <w:r>
+        <w:rPr>
+          <w:i/>
+        </w:rPr>
+        <w:t>[Suprimido(a) - vide Instrução Normativa RFB nº 1662, de 30 de setembro de 2016]</w:t>
+      </w:r>
+    </w:p>
+    <w:p>
+      <w:r>
+        <w:t>II -</w:t>
+      </w:r>
+    </w:p>
+    <w:p>
+      <w:r>
+        <w:rPr>
+          <w:i/>
+        </w:rPr>
+        <w:t>[Suprimido(a) - vide Instrução Normativa RFB nº 1662, de 30 de setembro de 2016]</w:t>
       </w:r>
     </w:p>
     <w:p>
@@ -962,167 +1478,431 @@
     </w:p>
     <w:p>
       <w:r>
-        <w:t>Operações financeiras de não-residente</w:t>
-      </w:r>
-    </w:p>
-    <w:p>
-      <w:r>
-        <w:t>Art. 28. Ressalvado o disposto nos arts. 29 e 30, o não-residente sujeita-se às mesmas normas de tributação pelo imposto de renda previstas para os residentes no Brasil, em relação aos:</w:t>
-      </w:r>
-    </w:p>
-    <w:p>
-      <w:r>
-        <w:t>I - rendimentos decorrentes de aplicações financeiras de renda fixa e em fundos de investimento;</w:t>
-      </w:r>
-    </w:p>
-    <w:p>
-      <w:r>
-        <w:t>II - ganhos líquidos auferidos em operações realizadas em bolsas de valores, de mercadorias, de futuros e assemelhadas;</w:t>
-      </w:r>
-    </w:p>
-    <w:p>
-      <w:r>
-        <w:t>III - ganhos líquidos auferidos na alienação de ouro, ativo financeiro, e em operações realizadas nos mercados de liquidação futura, fora de bolsa;</w:t>
-      </w:r>
-    </w:p>
-    <w:p>
-      <w:r>
-        <w:t>IV - rendimentos auferidos nas operações de swap.</w:t>
-      </w:r>
-    </w:p>
-    <w:p>
-      <w:r>
-        <w:t>§ 1º O investimento por não-residente nos mercados financeiros e de valores mobiliários somente pode ser realizado no Brasil por intermédio de representante legal, previamente designado dentre as instituições autorizadas pelo Poder Executivo a prestar tal serviço e que será responsável, nos termos do art. 128 da Lei nº 5.172, de 25 de outubro de 1966 - Código Tributário Nacional (CTN), pelo cumprimento das obrigações tributárias decorrentes das operações que realizar por conta e ordem do representado.</w:t>
-      </w:r>
-    </w:p>
-    <w:p>
-      <w:r>
-        <w:t>§ 2º A responsabilidade de que trata o § 1º somente se aplica no caso do imposto referente aos ganhos líqüidos de que tratam os incisos II e III do caput.</w:t>
-      </w:r>
-    </w:p>
-    <w:p>
-      <w:r>
-        <w:t>Art. 29. Os rendimentos auferidos por investidor não-residente, individual ou coletivo, que realizar operações financeiras no Brasil de acordo com as normas e condições estabelecidas pelo Conselho Monetário Nacional (CMN), sujeitam-se à incidência do imposto de renda às seguintes alíquotas:</w:t>
-      </w:r>
-    </w:p>
-    <w:p>
-      <w:r>
-        <w:t>I - dez por cento, no caso de aplicações nos fundos de investimento em ações, em operações de swap, registradas ou não em bolsa, e nas operações realizadas em mercados de liquidação futura, fora de bolsa;</w:t>
-      </w:r>
-    </w:p>
-    <w:p>
-      <w:r>
-        <w:t>II - quinze por cento, nos demais casos, inclusive em operações financeiras de renda fixa, realizadas no mercado de balcão ou em bolsa.</w:t>
-      </w:r>
-    </w:p>
-    <w:p>
-      <w:r>
-        <w:t>§ 1º A base de cálculo do imposto, bem assim o momento de sua incidência sobre os rendimentos auferidos pelos investidores de que trata este artigo, obedecem às normas aplicáveis aos rendimentos de mesma natureza auferidos por residentes no Brasil, ressalvado o disposto no § 2º.</w:t>
-      </w:r>
-    </w:p>
-    <w:p>
-      <w:r>
-        <w:t>§ 2º No caso de aplicação em fundos de investimento, a incidência do imposto de renda ocorre exclusivamente por ocasião do resgate de quotas.</w:t>
-      </w:r>
-    </w:p>
-    <w:p>
-      <w:r>
-        <w:t>§ 3º Na apuração do imposto de que trata este artigo serão indedutíveis os prejuízos apurados em operações de renda fixa e de renda variável.</w:t>
-      </w:r>
-    </w:p>
-    <w:p>
-      <w:r>
-        <w:t>Art. 30. Não estão sujeitos à incidência do imposto os ganhos de capital apurados pelo investidor não-residente de que trata o art. 29, assim entendidos os resultados positivos auferidos:</w:t>
-      </w:r>
-    </w:p>
-    <w:p>
-      <w:r>
-        <w:t>I - nas operações realizadas em bolsas de valores, de mercadorias, de futuros e assemelhadas, ressalvado o disposto no § 1º;</w:t>
-      </w:r>
-    </w:p>
-    <w:p>
-      <w:r>
-        <w:t>II - nas operações com ouro, ativo financeiro, fora de bolsa.</w:t>
-      </w:r>
-    </w:p>
-    <w:p>
-      <w:r>
-        <w:t>§ 1º A não-incidência prevista no inciso I do caput não se aplica aos resultados positivos auferidos por não-residente nas operações conjugadas que permitam a obtenção de rendimentos predeterminados, tais como as realizadas:</w:t>
-      </w:r>
-    </w:p>
-    <w:p>
-      <w:r>
-        <w:t>I - nos mercados de opções de compra e de venda em bolsas de valores, de mercadorias e de futuros (box);</w:t>
-      </w:r>
-    </w:p>
-    <w:p>
-      <w:r>
-        <w:t>II - no mercado a termo nas bolsas de que trata o inciso I deste parágrafo, em operações de venda coberta e sem ajustes diários;</w:t>
-      </w:r>
-    </w:p>
-    <w:p>
-      <w:r>
-        <w:t>III - no mercado de balcão.</w:t>
-      </w:r>
-    </w:p>
-    <w:p>
-      <w:r>
-        <w:t>§ 2º Não se aplica aos ganhos de capital de que trata este artigo a igualdade de tratamento tributário entre residentes no Brasil e não-residentes, prevista no art. 18 da Lei nº 9.249, de 26 de dezembro de 1995.</w:t>
-      </w:r>
-    </w:p>
-    <w:p>
-      <w:r>
-        <w:t>Art. 31. O regime de tributação previsto nos arts. 29 e 30 não se aplica a investimento oriundo de país com tributação favorecida.</w:t>
-      </w:r>
-    </w:p>
-    <w:p>
-      <w:r>
-        <w:t>§ 1º O disposto no caput aplica-se a investimento, em conta própria ou em conta coletiva, proveniente dos países e dependências que se enquadrem nas condições ali estabelecidas.</w:t>
-      </w:r>
-    </w:p>
-    <w:p>
-      <w:r>
-        <w:t>§ 2º Na hipótese de os investimentos de que trata o caput serem realizados nos mercados de liquidação futura referenciados em produtos agropecuários, nas bolsas de mercadorias e de futuros, os decorrentes ganhos líquidos ou perdas são apurados em dólares dos Estados Unidos da América e convertidos em reais pela taxa de câmbio para venda de moeda estrangeira do último dia útil do mês de apuração, divulgada pelo Banco Central do Brasil.</w:t>
-      </w:r>
-    </w:p>
-    <w:p>
-      <w:r>
-        <w:t>Art. 32. É responsável pela retenção e recolhimento do imposto:</w:t>
-      </w:r>
-    </w:p>
-    <w:p>
-      <w:r>
-        <w:t>I - o representante legal do investidor não-residente, em relação aos ganhos referidos nos incisos II e III do art. 28;</w:t>
-      </w:r>
-    </w:p>
-    <w:p>
-      <w:r>
-        <w:t>II - a bolsa de mercadorias e de futuros encarregada do registro do investimento externo no Brasil, nos casos de que trata o § 2º do art. 31;</w:t>
-      </w:r>
-    </w:p>
-    <w:p>
-      <w:r>
-        <w:t>III - a pessoa jurídica que efetuar o pagamento dos rendimentos ou o administrador do fundo ou clube de investimento, nos demais casos.</w:t>
-      </w:r>
-    </w:p>
-    <w:p>
-      <w:r>
-        <w:t>Art. 33. Os rendimentos auferidos no resgate de quotas de fundos de investimento mantidos com recursos provenientes da conversão de débitos externos brasileiros, e de que participem, exclusivamente, não-residentes, são tributados de acordo com as normas previstas para aplicação em fundos de investimento por pessoas físicas residentes no Brasil.</w:t>
-      </w:r>
-    </w:p>
-    <w:p>
-      <w:r>
-        <w:t>Art. 34. O imposto deve ser recolhido:</w:t>
-      </w:r>
-    </w:p>
-    <w:p>
-      <w:r>
-        <w:t>I - até o último dia útil do mês subseqüente ao da percepção do rendimento ou na data da remessa, se esta ocorrer antes do prazo de vencimento do imposto, nos casos dos incisos II e III do art. 28;</w:t>
-      </w:r>
-    </w:p>
-    <w:p>
-      <w:r>
-        <w:t>II - nos demais casos, até o terceiro dia útil da semana subseqüente àquela em que tiverem ocorridos os fatos geradores ou na data da remessa, se esta ocorrer antes do vencimento do imposto, sendo responsável a fonte pagadora ou o administrador do fundo ou clube de investimento.</w:t>
+        <w:t>Operações financeiras</w:t>
+      </w:r>
+    </w:p>
+    <w:p>
+      <w:r>
+        <w:rPr>
+          <w:i/>
+        </w:rPr>
+        <w:t>[Revogado(a) pelo(a) Instrução Normativa RFB nº 1022, de 5 de abril de 2010]</w:t>
+      </w:r>
+    </w:p>
+    <w:p>
+      <w:r>
+        <w:t>Art. 28.</w:t>
+      </w:r>
+    </w:p>
+    <w:p>
+      <w:r>
+        <w:rPr>
+          <w:i/>
+        </w:rPr>
+        <w:t>[Revogado(a) pelo(a) Instrução Normativa RFB nº 1022, de 5 de abril de 2010]</w:t>
+      </w:r>
+    </w:p>
+    <w:p>
+      <w:r>
+        <w:t>I -</w:t>
+      </w:r>
+    </w:p>
+    <w:p>
+      <w:r>
+        <w:rPr>
+          <w:i/>
+        </w:rPr>
+        <w:t>[Revogado(a) pelo(a) Instrução Normativa RFB nº 1022, de 5 de abril de 2010]</w:t>
+      </w:r>
+    </w:p>
+    <w:p>
+      <w:r>
+        <w:t>II -</w:t>
+      </w:r>
+    </w:p>
+    <w:p>
+      <w:r>
+        <w:rPr>
+          <w:i/>
+        </w:rPr>
+        <w:t>[Revogado(a) pelo(a) Instrução Normativa RFB nº 1022, de 5 de abril de 2010]</w:t>
+      </w:r>
+    </w:p>
+    <w:p>
+      <w:r>
+        <w:t>III -</w:t>
+      </w:r>
+    </w:p>
+    <w:p>
+      <w:r>
+        <w:rPr>
+          <w:i/>
+        </w:rPr>
+        <w:t>[Revogado(a) pelo(a) Instrução Normativa RFB nº 1022, de 5 de abril de 2010]</w:t>
+      </w:r>
+    </w:p>
+    <w:p>
+      <w:r>
+        <w:t>IV -</w:t>
+      </w:r>
+    </w:p>
+    <w:p>
+      <w:r>
+        <w:rPr>
+          <w:i/>
+        </w:rPr>
+        <w:t>[Revogado(a) pelo(a) Instrução Normativa RFB nº 1022, de 5 de abril de 2010]</w:t>
+      </w:r>
+    </w:p>
+    <w:p>
+      <w:r>
+        <w:t>§ 1º</w:t>
+      </w:r>
+    </w:p>
+    <w:p>
+      <w:r>
+        <w:rPr>
+          <w:i/>
+        </w:rPr>
+        <w:t>[Revogado(a) pelo(a) Instrução Normativa RFB nº 1022, de 5 de abril de 2010]</w:t>
+      </w:r>
+    </w:p>
+    <w:p>
+      <w:r>
+        <w:t>§ 2º</w:t>
+      </w:r>
+    </w:p>
+    <w:p>
+      <w:r>
+        <w:rPr>
+          <w:i/>
+        </w:rPr>
+        <w:t>[Revogado(a) pelo(a) Instrução Normativa RFB nº 1022, de 5 de abril de 2010]</w:t>
+      </w:r>
+    </w:p>
+    <w:p>
+      <w:r>
+        <w:t>Art. 29.</w:t>
+      </w:r>
+    </w:p>
+    <w:p>
+      <w:r>
+        <w:rPr>
+          <w:i/>
+        </w:rPr>
+        <w:t>[Revogado(a) pelo(a) Instrução Normativa RFB nº 1022, de 5 de abril de 2010]</w:t>
+      </w:r>
+    </w:p>
+    <w:p>
+      <w:r>
+        <w:t>I -</w:t>
+      </w:r>
+    </w:p>
+    <w:p>
+      <w:r>
+        <w:rPr>
+          <w:i/>
+        </w:rPr>
+        <w:t>[Revogado(a) pelo(a) Instrução Normativa RFB nº 1022, de 5 de abril de 2010]</w:t>
+      </w:r>
+    </w:p>
+    <w:p>
+      <w:r>
+        <w:t>II -</w:t>
+      </w:r>
+    </w:p>
+    <w:p>
+      <w:r>
+        <w:rPr>
+          <w:i/>
+        </w:rPr>
+        <w:t>[Revogado(a) pelo(a) Instrução Normativa RFB nº 1022, de 5 de abril de 2010]</w:t>
+      </w:r>
+    </w:p>
+    <w:p>
+      <w:r>
+        <w:t>§ 1º</w:t>
+      </w:r>
+    </w:p>
+    <w:p>
+      <w:r>
+        <w:rPr>
+          <w:i/>
+        </w:rPr>
+        <w:t>[Revogado(a) pelo(a) Instrução Normativa RFB nº 1022, de 5 de abril de 2010]</w:t>
+      </w:r>
+    </w:p>
+    <w:p>
+      <w:r>
+        <w:t>§ 2º</w:t>
+      </w:r>
+    </w:p>
+    <w:p>
+      <w:r>
+        <w:rPr>
+          <w:i/>
+        </w:rPr>
+        <w:t>[Revogado(a) pelo(a) Instrução Normativa RFB nº 1022, de 5 de abril de 2010]</w:t>
+      </w:r>
+    </w:p>
+    <w:p>
+      <w:r>
+        <w:t>§ 3º</w:t>
+      </w:r>
+    </w:p>
+    <w:p>
+      <w:r>
+        <w:rPr>
+          <w:i/>
+        </w:rPr>
+        <w:t>[Revogado(a) pelo(a) Instrução Normativa RFB nº 1022, de 5 de abril de 2010]</w:t>
+      </w:r>
+    </w:p>
+    <w:p>
+      <w:r>
+        <w:t>Art. 30.</w:t>
+      </w:r>
+    </w:p>
+    <w:p>
+      <w:r>
+        <w:rPr>
+          <w:i/>
+        </w:rPr>
+        <w:t>[Revogado(a) pelo(a) Instrução Normativa RFB nº 1022, de 5 de abril de 2010]</w:t>
+      </w:r>
+    </w:p>
+    <w:p>
+      <w:r>
+        <w:t>I -</w:t>
+      </w:r>
+    </w:p>
+    <w:p>
+      <w:r>
+        <w:rPr>
+          <w:i/>
+        </w:rPr>
+        <w:t>[Revogado(a) pelo(a) Instrução Normativa RFB nº 1022, de 5 de abril de 2010]</w:t>
+      </w:r>
+    </w:p>
+    <w:p>
+      <w:r>
+        <w:t>II -</w:t>
+      </w:r>
+    </w:p>
+    <w:p>
+      <w:r>
+        <w:rPr>
+          <w:i/>
+        </w:rPr>
+        <w:t>[Revogado(a) pelo(a) Instrução Normativa RFB nº 1022, de 5 de abril de 2010]</w:t>
+      </w:r>
+    </w:p>
+    <w:p>
+      <w:r>
+        <w:t>§ 1º</w:t>
+      </w:r>
+    </w:p>
+    <w:p>
+      <w:r>
+        <w:rPr>
+          <w:i/>
+        </w:rPr>
+        <w:t>[Revogado(a) pelo(a) Instrução Normativa RFB nº 1022, de 5 de abril de 2010]</w:t>
+      </w:r>
+    </w:p>
+    <w:p>
+      <w:r>
+        <w:t>I -</w:t>
+      </w:r>
+    </w:p>
+    <w:p>
+      <w:r>
+        <w:rPr>
+          <w:i/>
+        </w:rPr>
+        <w:t>[Revogado(a) pelo(a) Instrução Normativa RFB nº 1022, de 5 de abril de 2010]</w:t>
+      </w:r>
+    </w:p>
+    <w:p>
+      <w:r>
+        <w:t>II -</w:t>
+      </w:r>
+    </w:p>
+    <w:p>
+      <w:r>
+        <w:rPr>
+          <w:i/>
+        </w:rPr>
+        <w:t>[Revogado(a) pelo(a) Instrução Normativa RFB nº 1022, de 5 de abril de 2010]</w:t>
+      </w:r>
+    </w:p>
+    <w:p>
+      <w:r>
+        <w:t>III -</w:t>
+      </w:r>
+    </w:p>
+    <w:p>
+      <w:r>
+        <w:rPr>
+          <w:i/>
+        </w:rPr>
+        <w:t>[Revogado(a) pelo(a) Instrução Normativa RFB nº 1022, de 5 de abril de 2010]</w:t>
+      </w:r>
+    </w:p>
+    <w:p>
+      <w:r>
+        <w:t>§ 2º</w:t>
+      </w:r>
+    </w:p>
+    <w:p>
+      <w:r>
+        <w:rPr>
+          <w:i/>
+        </w:rPr>
+        <w:t>[Revogado(a) pelo(a) Instrução Normativa RFB nº 1022, de 5 de abril de 2010]</w:t>
+      </w:r>
+    </w:p>
+    <w:p>
+      <w:r>
+        <w:t>Art. 31.</w:t>
+      </w:r>
+    </w:p>
+    <w:p>
+      <w:r>
+        <w:rPr>
+          <w:i/>
+        </w:rPr>
+        <w:t>[Revogado(a) pelo(a) Instrução Normativa RFB nº 1022, de 5 de abril de 2010]</w:t>
+      </w:r>
+    </w:p>
+    <w:p>
+      <w:r>
+        <w:t>§ 1º</w:t>
+      </w:r>
+    </w:p>
+    <w:p>
+      <w:r>
+        <w:rPr>
+          <w:i/>
+        </w:rPr>
+        <w:t>[Revogado(a) pelo(a) Instrução Normativa RFB nº 1022, de 5 de abril de 2010]</w:t>
+      </w:r>
+    </w:p>
+    <w:p>
+      <w:r>
+        <w:t>§ 2º</w:t>
+      </w:r>
+    </w:p>
+    <w:p>
+      <w:r>
+        <w:rPr>
+          <w:i/>
+        </w:rPr>
+        <w:t>[Revogado(a) pelo(a) Instrução Normativa RFB nº 1022, de 5 de abril de 2010]</w:t>
+      </w:r>
+    </w:p>
+    <w:p>
+      <w:r>
+        <w:t>Art. 32.</w:t>
+      </w:r>
+    </w:p>
+    <w:p>
+      <w:r>
+        <w:rPr>
+          <w:i/>
+        </w:rPr>
+        <w:t>[Revogado(a) pelo(a) Instrução Normativa RFB nº 1022, de 5 de abril de 2010]</w:t>
+      </w:r>
+    </w:p>
+    <w:p>
+      <w:r>
+        <w:t>I -</w:t>
+      </w:r>
+    </w:p>
+    <w:p>
+      <w:r>
+        <w:rPr>
+          <w:i/>
+        </w:rPr>
+        <w:t>[Revogado(a) pelo(a) Instrução Normativa RFB nº 1022, de 5 de abril de 2010]</w:t>
+      </w:r>
+    </w:p>
+    <w:p>
+      <w:r>
+        <w:t>II -</w:t>
+      </w:r>
+    </w:p>
+    <w:p>
+      <w:r>
+        <w:rPr>
+          <w:i/>
+        </w:rPr>
+        <w:t>[Revogado(a) pelo(a) Instrução Normativa RFB nº 1022, de 5 de abril de 2010]</w:t>
+      </w:r>
+    </w:p>
+    <w:p>
+      <w:r>
+        <w:t>III -</w:t>
+      </w:r>
+    </w:p>
+    <w:p>
+      <w:r>
+        <w:rPr>
+          <w:i/>
+        </w:rPr>
+        <w:t>[Revogado(a) pelo(a) Instrução Normativa RFB nº 1022, de 5 de abril de 2010]</w:t>
+      </w:r>
+    </w:p>
+    <w:p>
+      <w:r>
+        <w:t>Art. 33.</w:t>
+      </w:r>
+    </w:p>
+    <w:p>
+      <w:r>
+        <w:rPr>
+          <w:i/>
+        </w:rPr>
+        <w:t>[Revogado(a) pelo(a) Instrução Normativa RFB nº 1022, de 5 de abril de 2010]</w:t>
+      </w:r>
+    </w:p>
+    <w:p>
+      <w:r>
+        <w:t>Art. 34.</w:t>
+      </w:r>
+    </w:p>
+    <w:p>
+      <w:r>
+        <w:rPr>
+          <w:i/>
+        </w:rPr>
+        <w:t>[Revogado(a) pelo(a) Instrução Normativa RFB nº 1022, de 5 de abril de 2010]</w:t>
+      </w:r>
+    </w:p>
+    <w:p>
+      <w:r>
+        <w:t>I -</w:t>
+      </w:r>
+    </w:p>
+    <w:p>
+      <w:r>
+        <w:rPr>
+          <w:i/>
+        </w:rPr>
+        <w:t>[Revogado(a) pelo(a) Instrução Normativa RFB nº 1022, de 5 de abril de 2010]</w:t>
+      </w:r>
+    </w:p>
+    <w:p>
+      <w:r>
+        <w:t>II -</w:t>
+      </w:r>
+    </w:p>
+    <w:p>
+      <w:r>
+        <w:rPr>
+          <w:i/>
+        </w:rPr>
+        <w:t>[Revogado(a) pelo(a) Instrução Normativa RFB nº 1022, de 5 de abril de 2010]</w:t>
       </w:r>
     </w:p>
     <w:p>
@@ -1227,7 +2007,7 @@
     </w:p>
     <w:p>
       <w:r>
-        <w:t>Art. 39. Os juros, comissões, despesas e descontos decorrentes de colocações no exterior, previamente autorizadas pelo Banco Central do Brasil, de títulos de crédito internacionais, inclusive commercial papers, desde que o prazo médio de amortização corresponda, no mínimo, a 96 meses, pagos, creditados, empregados, entregues ou remetidos a não-residente sujeitam-se à incidência do imposto na fonte à alíquota de quinze por cento.</w:t>
+        <w:t>Art. 39. Os juros, comissões, despesas e descontos decorrentes de colocações no exterior, previamente autorizadas pelo Banco Central do Brasil, de títulos de crédito internacionais, inclusive commercial papers, pagos, creditados, empregados, entregues ou remetidos a não-residente sujeitam-se à incidência do imposto na fonte à alíquota de quinze por cento.</w:t>
       </w:r>
     </w:p>
     <w:p>
@@ -1332,7 +2112,15 @@
     </w:p>
     <w:p>
       <w:r>
-        <w:t>Art. 47. O programa gerador e o formulário da Declaração de Saída Definitiva do País, bem assim o formulário da Relação de Servidores de Organismo Internacional Residentes no Brasil, de que tratam os arts. 9º, 11 e 21, § 2º, inciso I, serão disponibilizados na Internet, no endereço (http://www.receita.fazenda.gov.br), e nas unidades da SRF.</w:t>
+        <w:t>Art. 47. O aplicativo da Comunicação de Saída Definitiva do País, o programa gerador da Declaração de Saída Definitiva do País e o formulário da Relação de Servidores de Organismo Internacional Residentes no Brasil, de que tratam os arts. 9º, 11, 11-A e o inciso I do § 2º do art. 21, serão disponibilizados no sítio da Secretaria da Receita Federal do Brasil (RFB), na Internet, no endereço http://www.receita.fazenda.gov.br</w:t>
+      </w:r>
+    </w:p>
+    <w:p>
+      <w:r>
+        <w:rPr>
+          <w:i/>
+        </w:rPr>
+        <w:t>[Redação dada pelo(a) Instrução Normativa RFB nº 1008, de 9 de fevereiro de 2010]</w:t>
       </w:r>
     </w:p>
     <w:p>
